--- a/Content/DigitalFactoryHelp.docx
+++ b/Content/DigitalFactoryHelp.docx
@@ -68,7 +68,7 @@
           <w:r>
             <w:fldChar w:fldCharType="separate"/>
           </w:r>
-          <w:hyperlink w:anchor="_Toc204161714" w:history="1">
+          <w:hyperlink w:anchor="_Toc225753436" w:history="1">
             <w:r>
               <w:rPr>
                 <w:rStyle w:val="Hyperlink"/>
@@ -95,7 +95,7 @@
                 <w:noProof/>
                 <w:webHidden/>
               </w:rPr>
-              <w:instrText xml:space="preserve"> PAGEREF _Toc204161714 \h </w:instrText>
+              <w:instrText xml:space="preserve"> PAGEREF _Toc225753436 \h </w:instrText>
             </w:r>
             <w:r>
               <w:rPr>
@@ -115,7 +115,155 @@
                 <w:noProof/>
                 <w:webHidden/>
               </w:rPr>
-              <w:t>1</w:t>
+              <w:t>2</w:t>
+            </w:r>
+            <w:r>
+              <w:rPr>
+                <w:noProof/>
+                <w:webHidden/>
+              </w:rPr>
+              <w:fldChar w:fldCharType="end"/>
+            </w:r>
+          </w:hyperlink>
+        </w:p>
+        <w:p>
+          <w:pPr>
+            <w:pStyle w:val="TOC3"/>
+            <w:tabs>
+              <w:tab w:val="right" w:leader="dot" w:pos="9350"/>
+            </w:tabs>
+            <w:rPr>
+              <w:rFonts w:cstheme="minorBidi"/>
+              <w:noProof/>
+              <w:kern w:val="2"/>
+              <w:sz w:val="24"/>
+              <w:szCs w:val="24"/>
+              <w:lang w:eastAsia="zh-CN"/>
+              <w14:ligatures w14:val="standardContextual"/>
+            </w:rPr>
+          </w:pPr>
+          <w:hyperlink w:anchor="_Toc225753437" w:history="1">
+            <w:r>
+              <w:rPr>
+                <w:rStyle w:val="Hyperlink"/>
+                <w:noProof/>
+              </w:rPr>
+              <w:t>Digital Factory</w:t>
+            </w:r>
+            <w:r>
+              <w:rPr>
+                <w:noProof/>
+                <w:webHidden/>
+              </w:rPr>
+              <w:tab/>
+            </w:r>
+            <w:r>
+              <w:rPr>
+                <w:noProof/>
+                <w:webHidden/>
+              </w:rPr>
+              <w:fldChar w:fldCharType="begin"/>
+            </w:r>
+            <w:r>
+              <w:rPr>
+                <w:noProof/>
+                <w:webHidden/>
+              </w:rPr>
+              <w:instrText xml:space="preserve"> PAGEREF _Toc225753437 \h </w:instrText>
+            </w:r>
+            <w:r>
+              <w:rPr>
+                <w:noProof/>
+                <w:webHidden/>
+              </w:rPr>
+            </w:r>
+            <w:r>
+              <w:rPr>
+                <w:noProof/>
+                <w:webHidden/>
+              </w:rPr>
+              <w:fldChar w:fldCharType="separate"/>
+            </w:r>
+            <w:r>
+              <w:rPr>
+                <w:noProof/>
+                <w:webHidden/>
+              </w:rPr>
+              <w:t>2</w:t>
+            </w:r>
+            <w:r>
+              <w:rPr>
+                <w:noProof/>
+                <w:webHidden/>
+              </w:rPr>
+              <w:fldChar w:fldCharType="end"/>
+            </w:r>
+          </w:hyperlink>
+        </w:p>
+        <w:p>
+          <w:pPr>
+            <w:pStyle w:val="TOC3"/>
+            <w:tabs>
+              <w:tab w:val="right" w:leader="dot" w:pos="9350"/>
+            </w:tabs>
+            <w:rPr>
+              <w:rFonts w:cstheme="minorBidi"/>
+              <w:noProof/>
+              <w:kern w:val="2"/>
+              <w:sz w:val="24"/>
+              <w:szCs w:val="24"/>
+              <w:lang w:eastAsia="zh-CN"/>
+              <w14:ligatures w14:val="standardContextual"/>
+            </w:rPr>
+          </w:pPr>
+          <w:hyperlink w:anchor="_Toc225753438" w:history="1">
+            <w:r>
+              <w:rPr>
+                <w:rStyle w:val="Hyperlink"/>
+                <w:noProof/>
+              </w:rPr>
+              <w:t>Smart Factory</w:t>
+            </w:r>
+            <w:r>
+              <w:rPr>
+                <w:noProof/>
+                <w:webHidden/>
+              </w:rPr>
+              <w:tab/>
+            </w:r>
+            <w:r>
+              <w:rPr>
+                <w:noProof/>
+                <w:webHidden/>
+              </w:rPr>
+              <w:fldChar w:fldCharType="begin"/>
+            </w:r>
+            <w:r>
+              <w:rPr>
+                <w:noProof/>
+                <w:webHidden/>
+              </w:rPr>
+              <w:instrText xml:space="preserve"> PAGEREF _Toc225753438 \h </w:instrText>
+            </w:r>
+            <w:r>
+              <w:rPr>
+                <w:noProof/>
+                <w:webHidden/>
+              </w:rPr>
+            </w:r>
+            <w:r>
+              <w:rPr>
+                <w:noProof/>
+                <w:webHidden/>
+              </w:rPr>
+              <w:fldChar w:fldCharType="separate"/>
+            </w:r>
+            <w:r>
+              <w:rPr>
+                <w:noProof/>
+                <w:webHidden/>
+              </w:rPr>
+              <w:t>2</w:t>
             </w:r>
             <w:r>
               <w:rPr>
@@ -142,7 +290,7 @@
               <w14:ligatures w14:val="standardContextual"/>
             </w:rPr>
           </w:pPr>
-          <w:hyperlink w:anchor="_Toc204161715" w:history="1">
+          <w:hyperlink w:anchor="_Toc225753439" w:history="1">
             <w:r>
               <w:rPr>
                 <w:rStyle w:val="Hyperlink"/>
@@ -169,7 +317,7 @@
                 <w:noProof/>
                 <w:webHidden/>
               </w:rPr>
-              <w:instrText xml:space="preserve"> PAGEREF _Toc204161715 \h </w:instrText>
+              <w:instrText xml:space="preserve"> PAGEREF _Toc225753439 \h </w:instrText>
             </w:r>
             <w:r>
               <w:rPr>
@@ -216,7 +364,7 @@
               <w14:ligatures w14:val="standardContextual"/>
             </w:rPr>
           </w:pPr>
-          <w:hyperlink w:anchor="_Toc204161716" w:history="1">
+          <w:hyperlink w:anchor="_Toc225753440" w:history="1">
             <w:r>
               <w:rPr>
                 <w:rStyle w:val="Hyperlink"/>
@@ -243,7 +391,7 @@
                 <w:noProof/>
                 <w:webHidden/>
               </w:rPr>
-              <w:instrText xml:space="preserve"> PAGEREF _Toc204161716 \h </w:instrText>
+              <w:instrText xml:space="preserve"> PAGEREF _Toc225753440 \h </w:instrText>
             </w:r>
             <w:r>
               <w:rPr>
@@ -290,7 +438,7 @@
               <w14:ligatures w14:val="standardContextual"/>
             </w:rPr>
           </w:pPr>
-          <w:hyperlink w:anchor="_Toc204161717" w:history="1">
+          <w:hyperlink w:anchor="_Toc225753441" w:history="1">
             <w:r>
               <w:rPr>
                 <w:rStyle w:val="Hyperlink"/>
@@ -317,7 +465,7 @@
                 <w:noProof/>
                 <w:webHidden/>
               </w:rPr>
-              <w:instrText xml:space="preserve"> PAGEREF _Toc204161717 \h </w:instrText>
+              <w:instrText xml:space="preserve"> PAGEREF _Toc225753441 \h </w:instrText>
             </w:r>
             <w:r>
               <w:rPr>
@@ -364,7 +512,7 @@
               <w14:ligatures w14:val="standardContextual"/>
             </w:rPr>
           </w:pPr>
-          <w:hyperlink w:anchor="_Toc204161718" w:history="1">
+          <w:hyperlink w:anchor="_Toc225753442" w:history="1">
             <w:r>
               <w:rPr>
                 <w:rStyle w:val="Hyperlink"/>
@@ -391,7 +539,7 @@
                 <w:noProof/>
                 <w:webHidden/>
               </w:rPr>
-              <w:instrText xml:space="preserve"> PAGEREF _Toc204161718 \h </w:instrText>
+              <w:instrText xml:space="preserve"> PAGEREF _Toc225753442 \h </w:instrText>
             </w:r>
             <w:r>
               <w:rPr>
@@ -438,13 +586,13 @@
               <w14:ligatures w14:val="standardContextual"/>
             </w:rPr>
           </w:pPr>
-          <w:hyperlink w:anchor="_Toc204161719" w:history="1">
+          <w:hyperlink w:anchor="_Toc225753443" w:history="1">
             <w:r>
               <w:rPr>
                 <w:rStyle w:val="Hyperlink"/>
                 <w:noProof/>
               </w:rPr>
-              <w:t>Phase 4: AI Integration with DeepSeek</w:t>
+              <w:t>Phase 4: Smart Manufacturing — Leveraging Machine Learning for Precision Bidding and Scheduling</w:t>
             </w:r>
             <w:r>
               <w:rPr>
@@ -465,7 +613,7 @@
                 <w:noProof/>
                 <w:webHidden/>
               </w:rPr>
-              <w:instrText xml:space="preserve"> PAGEREF _Toc204161719 \h </w:instrText>
+              <w:instrText xml:space="preserve"> PAGEREF _Toc225753443 \h </w:instrText>
             </w:r>
             <w:r>
               <w:rPr>
@@ -486,6 +634,302 @@
                 <w:webHidden/>
               </w:rPr>
               <w:t>2</w:t>
+            </w:r>
+            <w:r>
+              <w:rPr>
+                <w:noProof/>
+                <w:webHidden/>
+              </w:rPr>
+              <w:fldChar w:fldCharType="end"/>
+            </w:r>
+          </w:hyperlink>
+        </w:p>
+        <w:p>
+          <w:pPr>
+            <w:pStyle w:val="TOC3"/>
+            <w:tabs>
+              <w:tab w:val="right" w:leader="dot" w:pos="9350"/>
+            </w:tabs>
+            <w:rPr>
+              <w:rFonts w:cstheme="minorBidi"/>
+              <w:noProof/>
+              <w:kern w:val="2"/>
+              <w:sz w:val="24"/>
+              <w:szCs w:val="24"/>
+              <w:lang w:eastAsia="zh-CN"/>
+              <w14:ligatures w14:val="standardContextual"/>
+            </w:rPr>
+          </w:pPr>
+          <w:hyperlink w:anchor="_Toc225753444" w:history="1">
+            <w:r>
+              <w:rPr>
+                <w:rStyle w:val="Hyperlink"/>
+                <w:noProof/>
+              </w:rPr>
+              <w:t>Step 1: Data Extraction &amp; Feature Engineering (The "Foundation")</w:t>
+            </w:r>
+            <w:r>
+              <w:rPr>
+                <w:noProof/>
+                <w:webHidden/>
+              </w:rPr>
+              <w:tab/>
+            </w:r>
+            <w:r>
+              <w:rPr>
+                <w:noProof/>
+                <w:webHidden/>
+              </w:rPr>
+              <w:fldChar w:fldCharType="begin"/>
+            </w:r>
+            <w:r>
+              <w:rPr>
+                <w:noProof/>
+                <w:webHidden/>
+              </w:rPr>
+              <w:instrText xml:space="preserve"> PAGEREF _Toc225753444 \h </w:instrText>
+            </w:r>
+            <w:r>
+              <w:rPr>
+                <w:noProof/>
+                <w:webHidden/>
+              </w:rPr>
+            </w:r>
+            <w:r>
+              <w:rPr>
+                <w:noProof/>
+                <w:webHidden/>
+              </w:rPr>
+              <w:fldChar w:fldCharType="separate"/>
+            </w:r>
+            <w:r>
+              <w:rPr>
+                <w:noProof/>
+                <w:webHidden/>
+              </w:rPr>
+              <w:t>3</w:t>
+            </w:r>
+            <w:r>
+              <w:rPr>
+                <w:noProof/>
+                <w:webHidden/>
+              </w:rPr>
+              <w:fldChar w:fldCharType="end"/>
+            </w:r>
+          </w:hyperlink>
+        </w:p>
+        <w:p>
+          <w:pPr>
+            <w:pStyle w:val="TOC3"/>
+            <w:tabs>
+              <w:tab w:val="right" w:leader="dot" w:pos="9350"/>
+            </w:tabs>
+            <w:rPr>
+              <w:rFonts w:cstheme="minorBidi"/>
+              <w:noProof/>
+              <w:kern w:val="2"/>
+              <w:sz w:val="24"/>
+              <w:szCs w:val="24"/>
+              <w:lang w:eastAsia="zh-CN"/>
+              <w14:ligatures w14:val="standardContextual"/>
+            </w:rPr>
+          </w:pPr>
+          <w:hyperlink w:anchor="_Toc225753445" w:history="1">
+            <w:r>
+              <w:rPr>
+                <w:rStyle w:val="Hyperlink"/>
+                <w:noProof/>
+              </w:rPr>
+              <w:t>Step 2: Supervised Learning - Regression (The "Predictor")</w:t>
+            </w:r>
+            <w:r>
+              <w:rPr>
+                <w:noProof/>
+                <w:webHidden/>
+              </w:rPr>
+              <w:tab/>
+            </w:r>
+            <w:r>
+              <w:rPr>
+                <w:noProof/>
+                <w:webHidden/>
+              </w:rPr>
+              <w:fldChar w:fldCharType="begin"/>
+            </w:r>
+            <w:r>
+              <w:rPr>
+                <w:noProof/>
+                <w:webHidden/>
+              </w:rPr>
+              <w:instrText xml:space="preserve"> PAGEREF _Toc225753445 \h </w:instrText>
+            </w:r>
+            <w:r>
+              <w:rPr>
+                <w:noProof/>
+                <w:webHidden/>
+              </w:rPr>
+            </w:r>
+            <w:r>
+              <w:rPr>
+                <w:noProof/>
+                <w:webHidden/>
+              </w:rPr>
+              <w:fldChar w:fldCharType="separate"/>
+            </w:r>
+            <w:r>
+              <w:rPr>
+                <w:noProof/>
+                <w:webHidden/>
+              </w:rPr>
+              <w:t>3</w:t>
+            </w:r>
+            <w:r>
+              <w:rPr>
+                <w:noProof/>
+                <w:webHidden/>
+              </w:rPr>
+              <w:fldChar w:fldCharType="end"/>
+            </w:r>
+          </w:hyperlink>
+        </w:p>
+        <w:p>
+          <w:pPr>
+            <w:pStyle w:val="TOC3"/>
+            <w:tabs>
+              <w:tab w:val="right" w:leader="dot" w:pos="9350"/>
+            </w:tabs>
+            <w:rPr>
+              <w:rFonts w:cstheme="minorBidi"/>
+              <w:noProof/>
+              <w:kern w:val="2"/>
+              <w:sz w:val="24"/>
+              <w:szCs w:val="24"/>
+              <w:lang w:eastAsia="zh-CN"/>
+              <w14:ligatures w14:val="standardContextual"/>
+            </w:rPr>
+          </w:pPr>
+          <w:hyperlink w:anchor="_Toc225753446" w:history="1">
+            <w:r>
+              <w:rPr>
+                <w:rStyle w:val="Hyperlink"/>
+                <w:noProof/>
+              </w:rPr>
+              <w:t>Step 3: Optimization &amp; Domain Knowledge (The "Refinement")</w:t>
+            </w:r>
+            <w:r>
+              <w:rPr>
+                <w:noProof/>
+                <w:webHidden/>
+              </w:rPr>
+              <w:tab/>
+            </w:r>
+            <w:r>
+              <w:rPr>
+                <w:noProof/>
+                <w:webHidden/>
+              </w:rPr>
+              <w:fldChar w:fldCharType="begin"/>
+            </w:r>
+            <w:r>
+              <w:rPr>
+                <w:noProof/>
+                <w:webHidden/>
+              </w:rPr>
+              <w:instrText xml:space="preserve"> PAGEREF _Toc225753446 \h </w:instrText>
+            </w:r>
+            <w:r>
+              <w:rPr>
+                <w:noProof/>
+                <w:webHidden/>
+              </w:rPr>
+            </w:r>
+            <w:r>
+              <w:rPr>
+                <w:noProof/>
+                <w:webHidden/>
+              </w:rPr>
+              <w:fldChar w:fldCharType="separate"/>
+            </w:r>
+            <w:r>
+              <w:rPr>
+                <w:noProof/>
+                <w:webHidden/>
+              </w:rPr>
+              <w:t>3</w:t>
+            </w:r>
+            <w:r>
+              <w:rPr>
+                <w:noProof/>
+                <w:webHidden/>
+              </w:rPr>
+              <w:fldChar w:fldCharType="end"/>
+            </w:r>
+          </w:hyperlink>
+        </w:p>
+        <w:p>
+          <w:pPr>
+            <w:pStyle w:val="TOC3"/>
+            <w:tabs>
+              <w:tab w:val="right" w:leader="dot" w:pos="9350"/>
+            </w:tabs>
+            <w:rPr>
+              <w:rFonts w:cstheme="minorBidi"/>
+              <w:noProof/>
+              <w:kern w:val="2"/>
+              <w:sz w:val="24"/>
+              <w:szCs w:val="24"/>
+              <w:lang w:eastAsia="zh-CN"/>
+              <w14:ligatures w14:val="standardContextual"/>
+            </w:rPr>
+          </w:pPr>
+          <w:hyperlink w:anchor="_Toc225753447" w:history="1">
+            <w:r>
+              <w:rPr>
+                <w:rStyle w:val="Hyperlink"/>
+                <w:noProof/>
+              </w:rPr>
+              <w:t>Step 4: System Integration (The "Delivery")</w:t>
+            </w:r>
+            <w:r>
+              <w:rPr>
+                <w:noProof/>
+                <w:webHidden/>
+              </w:rPr>
+              <w:tab/>
+            </w:r>
+            <w:r>
+              <w:rPr>
+                <w:noProof/>
+                <w:webHidden/>
+              </w:rPr>
+              <w:fldChar w:fldCharType="begin"/>
+            </w:r>
+            <w:r>
+              <w:rPr>
+                <w:noProof/>
+                <w:webHidden/>
+              </w:rPr>
+              <w:instrText xml:space="preserve"> PAGEREF _Toc225753447 \h </w:instrText>
+            </w:r>
+            <w:r>
+              <w:rPr>
+                <w:noProof/>
+                <w:webHidden/>
+              </w:rPr>
+            </w:r>
+            <w:r>
+              <w:rPr>
+                <w:noProof/>
+                <w:webHidden/>
+              </w:rPr>
+              <w:fldChar w:fldCharType="separate"/>
+            </w:r>
+            <w:r>
+              <w:rPr>
+                <w:noProof/>
+                <w:webHidden/>
+              </w:rPr>
+              <w:t>3</w:t>
             </w:r>
             <w:r>
               <w:rPr>
@@ -512,7 +956,7 @@
               <w14:ligatures w14:val="standardContextual"/>
             </w:rPr>
           </w:pPr>
-          <w:hyperlink w:anchor="_Toc204161720" w:history="1">
+          <w:hyperlink w:anchor="_Toc225753448" w:history="1">
             <w:r>
               <w:rPr>
                 <w:rStyle w:val="Hyperlink"/>
@@ -539,7 +983,7 @@
                 <w:noProof/>
                 <w:webHidden/>
               </w:rPr>
-              <w:instrText xml:space="preserve"> PAGEREF _Toc204161720 \h </w:instrText>
+              <w:instrText xml:space="preserve"> PAGEREF _Toc225753448 \h </w:instrText>
             </w:r>
             <w:r>
               <w:rPr>
@@ -559,7 +1003,7 @@
                 <w:noProof/>
                 <w:webHidden/>
               </w:rPr>
-              <w:t>2</w:t>
+              <w:t>3</w:t>
             </w:r>
             <w:r>
               <w:rPr>
@@ -586,7 +1030,7 @@
               <w14:ligatures w14:val="standardContextual"/>
             </w:rPr>
           </w:pPr>
-          <w:hyperlink w:anchor="_Toc204161721" w:history="1">
+          <w:hyperlink w:anchor="_Toc225753449" w:history="1">
             <w:r>
               <w:rPr>
                 <w:rStyle w:val="Hyperlink"/>
@@ -613,7 +1057,7 @@
                 <w:noProof/>
                 <w:webHidden/>
               </w:rPr>
-              <w:instrText xml:space="preserve"> PAGEREF _Toc204161721 \h </w:instrText>
+              <w:instrText xml:space="preserve"> PAGEREF _Toc225753449 \h </w:instrText>
             </w:r>
             <w:r>
               <w:rPr>
@@ -633,7 +1077,7 @@
                 <w:noProof/>
                 <w:webHidden/>
               </w:rPr>
-              <w:t>2</w:t>
+              <w:t>4</w:t>
             </w:r>
             <w:r>
               <w:rPr>
@@ -660,7 +1104,7 @@
               <w14:ligatures w14:val="standardContextual"/>
             </w:rPr>
           </w:pPr>
-          <w:hyperlink w:anchor="_Toc204161722" w:history="1">
+          <w:hyperlink w:anchor="_Toc225753450" w:history="1">
             <w:r>
               <w:rPr>
                 <w:rStyle w:val="Hyperlink"/>
@@ -687,7 +1131,7 @@
                 <w:noProof/>
                 <w:webHidden/>
               </w:rPr>
-              <w:instrText xml:space="preserve"> PAGEREF _Toc204161722 \h </w:instrText>
+              <w:instrText xml:space="preserve"> PAGEREF _Toc225753450 \h </w:instrText>
             </w:r>
             <w:r>
               <w:rPr>
@@ -707,7 +1151,7 @@
                 <w:noProof/>
                 <w:webHidden/>
               </w:rPr>
-              <w:t>2</w:t>
+              <w:t>4</w:t>
             </w:r>
             <w:r>
               <w:rPr>
@@ -734,7 +1178,7 @@
               <w14:ligatures w14:val="standardContextual"/>
             </w:rPr>
           </w:pPr>
-          <w:hyperlink w:anchor="_Toc204161723" w:history="1">
+          <w:hyperlink w:anchor="_Toc225753451" w:history="1">
             <w:r>
               <w:rPr>
                 <w:rStyle w:val="Hyperlink"/>
@@ -761,7 +1205,7 @@
                 <w:noProof/>
                 <w:webHidden/>
               </w:rPr>
-              <w:instrText xml:space="preserve"> PAGEREF _Toc204161723 \h </w:instrText>
+              <w:instrText xml:space="preserve"> PAGEREF _Toc225753451 \h </w:instrText>
             </w:r>
             <w:r>
               <w:rPr>
@@ -781,7 +1225,7 @@
                 <w:noProof/>
                 <w:webHidden/>
               </w:rPr>
-              <w:t>5</w:t>
+              <w:t>7</w:t>
             </w:r>
             <w:r>
               <w:rPr>
@@ -808,7 +1252,7 @@
               <w14:ligatures w14:val="standardContextual"/>
             </w:rPr>
           </w:pPr>
-          <w:hyperlink w:anchor="_Toc204161724" w:history="1">
+          <w:hyperlink w:anchor="_Toc225753452" w:history="1">
             <w:r>
               <w:rPr>
                 <w:rStyle w:val="Hyperlink"/>
@@ -835,7 +1279,7 @@
                 <w:noProof/>
                 <w:webHidden/>
               </w:rPr>
-              <w:instrText xml:space="preserve"> PAGEREF _Toc204161724 \h </w:instrText>
+              <w:instrText xml:space="preserve"> PAGEREF _Toc225753452 \h </w:instrText>
             </w:r>
             <w:r>
               <w:rPr>
@@ -855,7 +1299,7 @@
                 <w:noProof/>
                 <w:webHidden/>
               </w:rPr>
-              <w:t>9</w:t>
+              <w:t>10</w:t>
             </w:r>
             <w:r>
               <w:rPr>
@@ -882,7 +1326,7 @@
               <w14:ligatures w14:val="standardContextual"/>
             </w:rPr>
           </w:pPr>
-          <w:hyperlink w:anchor="_Toc204161725" w:history="1">
+          <w:hyperlink w:anchor="_Toc225753453" w:history="1">
             <w:r>
               <w:rPr>
                 <w:rStyle w:val="Hyperlink"/>
@@ -909,7 +1353,7 @@
                 <w:noProof/>
                 <w:webHidden/>
               </w:rPr>
-              <w:instrText xml:space="preserve"> PAGEREF _Toc204161725 \h </w:instrText>
+              <w:instrText xml:space="preserve"> PAGEREF _Toc225753453 \h </w:instrText>
             </w:r>
             <w:r>
               <w:rPr>
@@ -929,7 +1373,7 @@
                 <w:noProof/>
                 <w:webHidden/>
               </w:rPr>
-              <w:t>12</w:t>
+              <w:t>15</w:t>
             </w:r>
             <w:r>
               <w:rPr>
@@ -956,7 +1400,7 @@
               <w14:ligatures w14:val="standardContextual"/>
             </w:rPr>
           </w:pPr>
-          <w:hyperlink w:anchor="_Toc204161726" w:history="1">
+          <w:hyperlink w:anchor="_Toc225753454" w:history="1">
             <w:r>
               <w:rPr>
                 <w:rStyle w:val="Hyperlink"/>
@@ -983,7 +1427,7 @@
                 <w:noProof/>
                 <w:webHidden/>
               </w:rPr>
-              <w:instrText xml:space="preserve"> PAGEREF _Toc204161726 \h </w:instrText>
+              <w:instrText xml:space="preserve"> PAGEREF _Toc225753454 \h </w:instrText>
             </w:r>
             <w:r>
               <w:rPr>
@@ -1003,7 +1447,7 @@
                 <w:noProof/>
                 <w:webHidden/>
               </w:rPr>
-              <w:t>12</w:t>
+              <w:t>15</w:t>
             </w:r>
             <w:r>
               <w:rPr>
@@ -1030,7 +1474,7 @@
               <w14:ligatures w14:val="standardContextual"/>
             </w:rPr>
           </w:pPr>
-          <w:hyperlink w:anchor="_Toc204161727" w:history="1">
+          <w:hyperlink w:anchor="_Toc225753455" w:history="1">
             <w:r>
               <w:rPr>
                 <w:rStyle w:val="Hyperlink"/>
@@ -1057,7 +1501,7 @@
                 <w:noProof/>
                 <w:webHidden/>
               </w:rPr>
-              <w:instrText xml:space="preserve"> PAGEREF _Toc204161727 \h </w:instrText>
+              <w:instrText xml:space="preserve"> PAGEREF _Toc225753455 \h </w:instrText>
             </w:r>
             <w:r>
               <w:rPr>
@@ -1077,7 +1521,7 @@
                 <w:noProof/>
                 <w:webHidden/>
               </w:rPr>
-              <w:t>12</w:t>
+              <w:t>16</w:t>
             </w:r>
             <w:r>
               <w:rPr>
@@ -1104,7 +1548,7 @@
               <w14:ligatures w14:val="standardContextual"/>
             </w:rPr>
           </w:pPr>
-          <w:hyperlink w:anchor="_Toc204161728" w:history="1">
+          <w:hyperlink w:anchor="_Toc225753456" w:history="1">
             <w:r>
               <w:rPr>
                 <w:rStyle w:val="Hyperlink"/>
@@ -1131,7 +1575,7 @@
                 <w:noProof/>
                 <w:webHidden/>
               </w:rPr>
-              <w:instrText xml:space="preserve"> PAGEREF _Toc204161728 \h </w:instrText>
+              <w:instrText xml:space="preserve"> PAGEREF _Toc225753456 \h </w:instrText>
             </w:r>
             <w:r>
               <w:rPr>
@@ -1151,7 +1595,7 @@
                 <w:noProof/>
                 <w:webHidden/>
               </w:rPr>
-              <w:t>13</w:t>
+              <w:t>16</w:t>
             </w:r>
             <w:r>
               <w:rPr>
@@ -1178,7 +1622,7 @@
               <w14:ligatures w14:val="standardContextual"/>
             </w:rPr>
           </w:pPr>
-          <w:hyperlink w:anchor="_Toc204161729" w:history="1">
+          <w:hyperlink w:anchor="_Toc225753457" w:history="1">
             <w:r>
               <w:rPr>
                 <w:rStyle w:val="Hyperlink"/>
@@ -1205,7 +1649,7 @@
                 <w:noProof/>
                 <w:webHidden/>
               </w:rPr>
-              <w:instrText xml:space="preserve"> PAGEREF _Toc204161729 \h </w:instrText>
+              <w:instrText xml:space="preserve"> PAGEREF _Toc225753457 \h </w:instrText>
             </w:r>
             <w:r>
               <w:rPr>
@@ -1225,7 +1669,7 @@
                 <w:noProof/>
                 <w:webHidden/>
               </w:rPr>
-              <w:t>13</w:t>
+              <w:t>16</w:t>
             </w:r>
             <w:r>
               <w:rPr>
@@ -1252,7 +1696,7 @@
               <w14:ligatures w14:val="standardContextual"/>
             </w:rPr>
           </w:pPr>
-          <w:hyperlink w:anchor="_Toc204161730" w:history="1">
+          <w:hyperlink w:anchor="_Toc225753458" w:history="1">
             <w:r>
               <w:rPr>
                 <w:rStyle w:val="Hyperlink"/>
@@ -1279,7 +1723,7 @@
                 <w:noProof/>
                 <w:webHidden/>
               </w:rPr>
-              <w:instrText xml:space="preserve"> PAGEREF _Toc204161730 \h </w:instrText>
+              <w:instrText xml:space="preserve"> PAGEREF _Toc225753458 \h </w:instrText>
             </w:r>
             <w:r>
               <w:rPr>
@@ -1299,7 +1743,7 @@
                 <w:noProof/>
                 <w:webHidden/>
               </w:rPr>
-              <w:t>14</w:t>
+              <w:t>17</w:t>
             </w:r>
             <w:r>
               <w:rPr>
@@ -1326,7 +1770,7 @@
               <w14:ligatures w14:val="standardContextual"/>
             </w:rPr>
           </w:pPr>
-          <w:hyperlink w:anchor="_Toc204161731" w:history="1">
+          <w:hyperlink w:anchor="_Toc225753459" w:history="1">
             <w:r>
               <w:rPr>
                 <w:rStyle w:val="Hyperlink"/>
@@ -1353,7 +1797,7 @@
                 <w:noProof/>
                 <w:webHidden/>
               </w:rPr>
-              <w:instrText xml:space="preserve"> PAGEREF _Toc204161731 \h </w:instrText>
+              <w:instrText xml:space="preserve"> PAGEREF _Toc225753459 \h </w:instrText>
             </w:r>
             <w:r>
               <w:rPr>
@@ -1373,7 +1817,7 @@
                 <w:noProof/>
                 <w:webHidden/>
               </w:rPr>
-              <w:t>15</w:t>
+              <w:t>18</w:t>
             </w:r>
             <w:r>
               <w:rPr>
@@ -1400,7 +1844,7 @@
               <w14:ligatures w14:val="standardContextual"/>
             </w:rPr>
           </w:pPr>
-          <w:hyperlink w:anchor="_Toc204161732" w:history="1">
+          <w:hyperlink w:anchor="_Toc225753460" w:history="1">
             <w:r>
               <w:rPr>
                 <w:rStyle w:val="Hyperlink"/>
@@ -1427,7 +1871,7 @@
                 <w:noProof/>
                 <w:webHidden/>
               </w:rPr>
-              <w:instrText xml:space="preserve"> PAGEREF _Toc204161732 \h </w:instrText>
+              <w:instrText xml:space="preserve"> PAGEREF _Toc225753460 \h </w:instrText>
             </w:r>
             <w:r>
               <w:rPr>
@@ -1447,7 +1891,7 @@
                 <w:noProof/>
                 <w:webHidden/>
               </w:rPr>
-              <w:t>15</w:t>
+              <w:t>19</w:t>
             </w:r>
             <w:r>
               <w:rPr>
@@ -1475,123 +1919,362 @@
       <w:pPr>
         <w:pStyle w:val="Heading1"/>
       </w:pPr>
-      <w:bookmarkStart w:id="0" w:name="_Toc204161714"/>
-      <w:r>
+      <w:bookmarkStart w:id="0" w:name="_Toc225753436"/>
+      <w:r>
+        <w:lastRenderedPageBreak/>
         <w:t>Objective</w:t>
       </w:r>
       <w:bookmarkEnd w:id="0"/>
     </w:p>
     <w:p>
-      <w:r>
-        <w:t>Develop a website that integrates the entire manufacturing process, streamlining workflows and eliminating paper-based documentation.</w:t>
+      <w:pPr>
+        <w:pStyle w:val="Heading3"/>
+      </w:pPr>
+      <w:bookmarkStart w:id="1" w:name="_Toc225753437"/>
+      <w:r>
+        <w:t>Digital Factory</w:t>
+      </w:r>
+      <w:bookmarkEnd w:id="1"/>
+    </w:p>
+    <w:p>
+      <w:r>
+        <w:t>Develop a centralized web platform that stores the entire manufacturing process data, streamlining workflows and fully eliminating paper</w:t>
+      </w:r>
+      <w:r>
+        <w:noBreakHyphen/>
+        <w:t>based documentation.</w:t>
+      </w:r>
+    </w:p>
+    <w:p>
+      <w:pPr>
+        <w:pStyle w:val="Heading3"/>
+      </w:pPr>
+      <w:bookmarkStart w:id="2" w:name="_Toc225753438"/>
+      <w:r>
+        <w:t>Smart Factory</w:t>
+      </w:r>
+      <w:bookmarkEnd w:id="2"/>
+    </w:p>
+    <w:p>
+      <w:r>
+        <w:t>Evolve from data storage → data intelligence through machine learning–powered prediction, automation, and continuous improvement.</w:t>
       </w:r>
     </w:p>
     <w:p>
       <w:pPr>
         <w:pStyle w:val="Heading1"/>
       </w:pPr>
-      <w:bookmarkStart w:id="1" w:name="_Toc204161715"/>
+      <w:bookmarkStart w:id="3" w:name="_Toc225753439"/>
+      <w:r>
+        <w:t>Implementation Plan</w:t>
+      </w:r>
+      <w:bookmarkEnd w:id="3"/>
+    </w:p>
+    <w:p>
+      <w:pPr>
+        <w:pStyle w:val="Heading2"/>
+      </w:pPr>
+      <w:bookmarkStart w:id="4" w:name="_Toc225753440"/>
+      <w:r>
+        <w:t>Phase 1: Static Website on a Local Server</w:t>
+      </w:r>
+      <w:bookmarkEnd w:id="4"/>
+    </w:p>
+    <w:p>
+      <w:r>
+        <w:t>The transition to a Digital Factory starts by digitizing all engineering documents and establishing a centralized database for project parameters. The initial phase includes a static website hosted on a local server.</w:t>
+      </w:r>
+    </w:p>
+    <w:p>
+      <w:pPr>
+        <w:pStyle w:val="Heading2"/>
+      </w:pPr>
+      <w:bookmarkStart w:id="5" w:name="_Toc225753441"/>
+      <w:r>
+        <w:t>Phase 2: Dynamic Web Application on an HTTP Server</w:t>
+      </w:r>
+      <w:bookmarkEnd w:id="5"/>
+    </w:p>
+    <w:p>
+      <w:r>
+        <w:t>This phase introduces advanced search capabilities, allowing managers, sales teams, and engineers to retrieve historical project data efficiently. A role-based access control system will be implemented, ensuring appropriate access rights for users. All relevant data will be stored in an SQL database, facilitating job assignments and project tracking.</w:t>
+      </w:r>
+    </w:p>
+    <w:p>
+      <w:pPr>
+        <w:pStyle w:val="Heading2"/>
+      </w:pPr>
+      <w:bookmarkStart w:id="6" w:name="_Toc225753442"/>
+      <w:r>
+        <w:t>Phase 3: Expansion Across Additional Departments</w:t>
+      </w:r>
+      <w:bookmarkEnd w:id="6"/>
+    </w:p>
+    <w:p>
+      <w:r>
+        <w:t>Additional functionalities will be integrated to enable factory workers to log process start and end times. This will provide managers with real-time workflow insights and help analyze labor efficiency. Historical data will be leveraged to optimize project timelines and workforce planning.</w:t>
+      </w:r>
+    </w:p>
+    <w:p>
+      <w:pPr>
+        <w:pStyle w:val="Heading2"/>
+      </w:pPr>
+      <w:bookmarkStart w:id="7" w:name="_Toc225753443"/>
+      <w:r>
+        <w:t xml:space="preserve">Phase 4: </w:t>
+      </w:r>
+      <w:r>
+        <w:t>Smart Manufacturing — Leveraging Machine Learning for Precision Bidding and Scheduling</w:t>
+      </w:r>
+      <w:bookmarkEnd w:id="7"/>
+    </w:p>
+    <w:p>
+      <w:r>
+        <w:rPr>
+          <w:b/>
+          <w:bCs/>
+        </w:rPr>
+        <w:t>The Vision:</w:t>
+      </w:r>
+      <w:r>
+        <w:t xml:space="preserve"> "The Digital Factory, powered by Machine Learning, will provide Halton with a cutting-edge Industry 4.0 environment, turning our engineering data into our greatest competitive asset."</w:t>
+      </w:r>
+    </w:p>
+    <w:p>
+      <w:pPr>
+        <w:pStyle w:val="Heading3"/>
+      </w:pPr>
+      <w:bookmarkStart w:id="8" w:name="_Toc225753444"/>
       <w:r>
         <w:lastRenderedPageBreak/>
-        <w:t>Implementation Plan</w:t>
-      </w:r>
-      <w:bookmarkEnd w:id="1"/>
+        <w:t>Step 1: Data Extraction &amp; Feature Engineering (The "Foundation")</w:t>
+      </w:r>
+      <w:bookmarkEnd w:id="8"/>
+    </w:p>
+    <w:p>
+      <w:r>
+        <w:rPr>
+          <w:b/>
+          <w:bCs/>
+        </w:rPr>
+        <w:t>The Task:</w:t>
+      </w:r>
+      <w:r>
+        <w:t xml:space="preserve"> </w:t>
+      </w:r>
+      <w:proofErr w:type="spellStart"/>
+      <w:r>
+        <w:t>ModelData</w:t>
+      </w:r>
+      <w:proofErr w:type="spellEnd"/>
+      <w:r>
+        <w:t xml:space="preserve"> is currently a string (e.g., "DL:</w:t>
+      </w:r>
+      <w:proofErr w:type="gramStart"/>
+      <w:r>
+        <w:t>14,DW</w:t>
+      </w:r>
+      <w:proofErr w:type="gramEnd"/>
+      <w:r>
+        <w:t>:</w:t>
+      </w:r>
+      <w:proofErr w:type="gramStart"/>
+      <w:r>
+        <w:t>10,DH</w:t>
+      </w:r>
+      <w:proofErr w:type="gramEnd"/>
+      <w:r>
+        <w:t>:6"). A Machine Learning model needs this in a table format.</w:t>
+      </w:r>
+    </w:p>
+    <w:p>
+      <w:r>
+        <w:rPr>
+          <w:b/>
+          <w:bCs/>
+        </w:rPr>
+        <w:t>Practice Project:</w:t>
+      </w:r>
+      <w:r>
+        <w:t xml:space="preserve"> Write a script to connect to the SQL database, parse the </w:t>
+      </w:r>
+      <w:proofErr w:type="spellStart"/>
+      <w:r>
+        <w:t>ModelData</w:t>
+      </w:r>
+      <w:proofErr w:type="spellEnd"/>
+      <w:r>
+        <w:t xml:space="preserve"> strings, and create a "Flat Table" where each feature (DL, DW, Bend Count) is its own column.</w:t>
+      </w:r>
+    </w:p>
+    <w:p>
+      <w:pPr>
+        <w:pStyle w:val="Heading3"/>
+      </w:pPr>
+      <w:bookmarkStart w:id="9" w:name="_Toc225753445"/>
+      <w:r>
+        <w:t>Step 2: Supervised Learning - Regression (The "Predictor")</w:t>
+      </w:r>
+      <w:bookmarkEnd w:id="9"/>
+    </w:p>
+    <w:p>
+      <w:r>
+        <w:rPr>
+          <w:b/>
+          <w:bCs/>
+        </w:rPr>
+        <w:t xml:space="preserve">The Task: </w:t>
+      </w:r>
+      <w:r>
+        <w:t>Predict "Time" and "Cost".</w:t>
+      </w:r>
+    </w:p>
+    <w:p>
+      <w:r>
+        <w:rPr>
+          <w:b/>
+          <w:bCs/>
+        </w:rPr>
+        <w:t>Practice Project:</w:t>
+      </w:r>
+      <w:r>
+        <w:t xml:space="preserve"> Use the flat table to train a model. Input: Dimensions/Features. Output: </w:t>
+      </w:r>
+      <w:proofErr w:type="spellStart"/>
+      <w:r>
+        <w:t>CNCDate</w:t>
+      </w:r>
+      <w:proofErr w:type="spellEnd"/>
+      <w:r>
+        <w:t xml:space="preserve"> minus </w:t>
+      </w:r>
+      <w:proofErr w:type="spellStart"/>
+      <w:r>
+        <w:t>DesignDate</w:t>
+      </w:r>
+      <w:proofErr w:type="spellEnd"/>
+      <w:r>
+        <w:t xml:space="preserve"> or </w:t>
+      </w:r>
+      <w:proofErr w:type="spellStart"/>
+      <w:r>
+        <w:t>ShippedDate</w:t>
+      </w:r>
+      <w:proofErr w:type="spellEnd"/>
+      <w:r>
+        <w:t xml:space="preserve"> (Total Processing Time).</w:t>
+      </w:r>
+    </w:p>
+    <w:p>
+      <w:pPr>
+        <w:pStyle w:val="Heading3"/>
+      </w:pPr>
+      <w:bookmarkStart w:id="10" w:name="_Toc225753446"/>
+      <w:r>
+        <w:t>Step 3: Optimization &amp; Domain Knowledge (The "Refinement")</w:t>
+      </w:r>
+      <w:bookmarkEnd w:id="10"/>
+    </w:p>
+    <w:p>
+      <w:r>
+        <w:rPr>
+          <w:b/>
+          <w:bCs/>
+        </w:rPr>
+        <w:t>The Task:</w:t>
+      </w:r>
+      <w:r>
+        <w:t xml:space="preserve"> Not all features are equal. A "Marvel" might add more assembly time than a "switch".</w:t>
+      </w:r>
+    </w:p>
+    <w:p>
+      <w:r>
+        <w:rPr>
+          <w:b/>
+          <w:bCs/>
+        </w:rPr>
+        <w:t>Practice Project:</w:t>
+      </w:r>
+      <w:r>
+        <w:t xml:space="preserve"> Create a "Difficulty Index." that represents how "hard" a part is to make. See if this improves the model's accuracy.</w:t>
+      </w:r>
+    </w:p>
+    <w:p>
+      <w:pPr>
+        <w:pStyle w:val="Heading3"/>
+      </w:pPr>
+      <w:bookmarkStart w:id="11" w:name="_Toc225753447"/>
+      <w:r>
+        <w:t>Step 4: System Integration (The "Delivery")</w:t>
+      </w:r>
+      <w:bookmarkEnd w:id="11"/>
+    </w:p>
+    <w:p>
+      <w:r>
+        <w:rPr>
+          <w:b/>
+          <w:bCs/>
+        </w:rPr>
+        <w:t>The Task:</w:t>
+      </w:r>
+      <w:r>
+        <w:t xml:space="preserve"> Bring the machine learning Python model back into the digital factory environment.</w:t>
+      </w:r>
+    </w:p>
+    <w:p>
+      <w:r>
+        <w:rPr>
+          <w:b/>
+          <w:bCs/>
+        </w:rPr>
+        <w:t>Practice Project:</w:t>
+      </w:r>
+      <w:r>
+        <w:t xml:space="preserve"> Build a "Quotation Simulator" page on the Digital Factory site. When a user enters project specs, the site sends the data to the machine learning Python script, which returns the predicted time and cost instantly.</w:t>
+      </w:r>
+    </w:p>
+    <w:p>
+      <w:r>
+        <w:rPr>
+          <w:b/>
+          <w:bCs/>
+        </w:rPr>
+        <w:t>Practice Project:</w:t>
+      </w:r>
+      <w:r>
+        <w:t xml:space="preserve"> Build a "Scheduling Simulator" page on the Digital Factory site. When a user enters project specs, the site sends the data to the machine learning Python script, which returns the predicted time slot available and manpower requirements instantly.</w:t>
+      </w:r>
+    </w:p>
+    <w:p>
+      <w:r>
+        <w:t>This journey may take years. We hope you’ll join us along the way and contribute ideas to further improve the system.</w:t>
+      </w:r>
+    </w:p>
+    <w:p>
+      <w:pPr>
+        <w:pStyle w:val="Heading1"/>
+      </w:pPr>
+      <w:bookmarkStart w:id="12" w:name="_Toc225753448"/>
+      <w:r>
+        <w:t>Current Status</w:t>
+      </w:r>
+      <w:bookmarkEnd w:id="12"/>
+    </w:p>
+    <w:p>
+      <w:r>
+        <w:t>We are currently in Phase 1 of the project.</w:t>
+      </w:r>
     </w:p>
     <w:p>
       <w:pPr>
         <w:pStyle w:val="Heading2"/>
       </w:pPr>
-      <w:bookmarkStart w:id="2" w:name="_Toc204161716"/>
-      <w:r>
-        <w:t>Phase 1: Static Website on a Local Server</w:t>
-      </w:r>
-      <w:bookmarkEnd w:id="2"/>
-    </w:p>
-    <w:p>
-      <w:r>
-        <w:t>The transition to a Digital Factory starts by digitizing all engineering documents and establishing a centralized database for project parameters. The initial phase includes a static website hosted on a local server.</w:t>
-      </w:r>
-    </w:p>
-    <w:p>
-      <w:pPr>
-        <w:pStyle w:val="Heading2"/>
-      </w:pPr>
-      <w:bookmarkStart w:id="3" w:name="_Toc204161717"/>
-      <w:r>
-        <w:t>Phase 2: Dynamic Web Application on an HTTP Server</w:t>
-      </w:r>
-      <w:bookmarkEnd w:id="3"/>
-    </w:p>
-    <w:p>
-      <w:r>
-        <w:t>This phase introduces advanced search capabilities, allowing managers, sales teams, and engineers to retrieve historical project data efficiently. A role-based access control system will be implemented, ensuring appropriate access rights for users. All relevant data will be stored in an SQL database, facilitating job assignments and project tracking.</w:t>
-      </w:r>
-    </w:p>
-    <w:p>
-      <w:pPr>
-        <w:pStyle w:val="Heading2"/>
-      </w:pPr>
-      <w:bookmarkStart w:id="4" w:name="_Toc204161718"/>
-      <w:r>
-        <w:t>Phase 3: Expansion Across Additional Departments</w:t>
-      </w:r>
-      <w:bookmarkEnd w:id="4"/>
-    </w:p>
-    <w:p>
-      <w:r>
-        <w:t>Additional functionalities will be integrated to enable factory workers to log process start and end times. This will provide managers with real-time workflow insights and help analyze labor efficiency. Historical data will be leveraged to optimize project timelines and workforce planning.</w:t>
-      </w:r>
-    </w:p>
-    <w:p>
-      <w:pPr>
-        <w:pStyle w:val="Heading2"/>
-      </w:pPr>
-      <w:bookmarkStart w:id="5" w:name="_Toc204161719"/>
-      <w:r>
-        <w:t>Phase 4: AI Integration with DeepSeek</w:t>
-      </w:r>
-      <w:bookmarkEnd w:id="5"/>
-    </w:p>
-    <w:p>
-      <w:r>
-        <w:t>It is just an idea now, and I have no clear plan</w:t>
-      </w:r>
-      <w:r>
-        <w:t xml:space="preserve"> for this phase</w:t>
-      </w:r>
-      <w:r>
-        <w:t xml:space="preserve"> yet.</w:t>
-      </w:r>
-    </w:p>
-    <w:p>
-      <w:r>
-        <w:t>This initiative is a long-term journey, and we encourage collaboration and feedback to improve the system continuously.</w:t>
-      </w:r>
-    </w:p>
-    <w:p>
-      <w:pPr>
-        <w:pStyle w:val="Heading1"/>
-      </w:pPr>
-      <w:bookmarkStart w:id="6" w:name="_Toc204161720"/>
-      <w:r>
-        <w:t>Current Status</w:t>
-      </w:r>
-      <w:bookmarkEnd w:id="6"/>
-    </w:p>
-    <w:p>
-      <w:r>
-        <w:t>We are currently in Phase 1 of the project.</w:t>
-      </w:r>
-    </w:p>
-    <w:p>
-      <w:pPr>
-        <w:pStyle w:val="Heading2"/>
-      </w:pPr>
-      <w:bookmarkStart w:id="7" w:name="_Toc204161721"/>
-      <w:r>
+      <w:bookmarkStart w:id="13" w:name="_Toc225753449"/>
+      <w:r>
+        <w:lastRenderedPageBreak/>
         <w:t>Managing the Drawing Library</w:t>
       </w:r>
-      <w:bookmarkEnd w:id="7"/>
+      <w:bookmarkEnd w:id="13"/>
     </w:p>
     <w:p>
       <w:r>
@@ -1638,7 +2321,7 @@
       <w:pPr>
         <w:pStyle w:val="Heading3"/>
       </w:pPr>
-      <w:bookmarkStart w:id="8" w:name="_Toc204161722"/>
+      <w:bookmarkStart w:id="14" w:name="_Toc225753450"/>
       <w:proofErr w:type="spellStart"/>
       <w:proofErr w:type="gramStart"/>
       <w:r>
@@ -1649,7 +2332,7 @@
       <w:r>
         <w:t xml:space="preserve"> Management</w:t>
       </w:r>
-      <w:bookmarkEnd w:id="8"/>
+      <w:bookmarkEnd w:id="14"/>
     </w:p>
     <w:p>
       <w:r>
@@ -1678,11 +2361,7 @@
         <w:t>.</w:t>
       </w:r>
       <w:r>
-        <w:t xml:space="preserve"> In </w:t>
-      </w:r>
-      <w:r>
-        <w:lastRenderedPageBreak/>
-        <w:t>Canada, we created a subfolder for each year under it.  “</w:t>
+        <w:t xml:space="preserve"> In Canada, we created a subfolder for each year under it.  “</w:t>
       </w:r>
       <w:r>
         <w:t>_CAN_24</w:t>
@@ -1936,6 +2615,7 @@
         <w:rPr>
           <w:noProof/>
         </w:rPr>
+        <w:lastRenderedPageBreak/>
         <w:drawing>
           <wp:inline distT="0" distB="0" distL="0" distR="0" wp14:anchorId="2D97C1AE" wp14:editId="1468AC5D">
             <wp:extent cx="5943600" cy="2449830"/>
@@ -1983,7 +2663,6 @@
     </w:p>
     <w:p>
       <w:r>
-        <w:lastRenderedPageBreak/>
         <w:t xml:space="preserve">Keep the highlighted </w:t>
       </w:r>
       <w:r>
@@ -2086,6 +2765,7 @@
         <w:rPr>
           <w:noProof/>
         </w:rPr>
+        <w:lastRenderedPageBreak/>
         <w:drawing>
           <wp:inline distT="0" distB="0" distL="0" distR="0" wp14:anchorId="11780688" wp14:editId="109C0CB6">
             <wp:extent cx="5943600" cy="3188970"/>
@@ -2142,7 +2822,6 @@
         <w:rPr>
           <w:noProof/>
         </w:rPr>
-        <w:lastRenderedPageBreak/>
         <w:drawing>
           <wp:inline distT="0" distB="0" distL="0" distR="0" wp14:anchorId="17155B6E" wp14:editId="537817EB">
             <wp:extent cx="5943600" cy="2006600"/>
@@ -2256,8 +2935,8 @@
       <w:pPr>
         <w:pStyle w:val="Heading3"/>
       </w:pPr>
-      <w:bookmarkStart w:id="9" w:name="_Toc204161723"/>
-      <w:bookmarkStart w:id="10" w:name="_Hlk192585215"/>
+      <w:bookmarkStart w:id="15" w:name="_Hlk192585215"/>
+      <w:bookmarkStart w:id="16" w:name="_Toc225753451"/>
       <w:proofErr w:type="spellStart"/>
       <w:r>
         <w:t>StockPartLibrary</w:t>
@@ -2266,7 +2945,7 @@
       <w:r>
         <w:t xml:space="preserve"> Management</w:t>
       </w:r>
-      <w:bookmarkEnd w:id="9"/>
+      <w:bookmarkEnd w:id="16"/>
     </w:p>
     <w:p>
       <w:pPr>
@@ -2346,7 +3025,6 @@
         <w:rPr>
           <w:noProof/>
         </w:rPr>
-        <w:lastRenderedPageBreak/>
         <w:drawing>
           <wp:inline distT="0" distB="0" distL="0" distR="0" wp14:anchorId="63F87572" wp14:editId="10361A2A">
             <wp:extent cx="5943600" cy="1991360"/>
@@ -2485,6 +3163,7 @@
         </w:numPr>
       </w:pPr>
       <w:r>
+        <w:lastRenderedPageBreak/>
         <w:t xml:space="preserve">Save the HTML BOM file for the updated assembly in </w:t>
       </w:r>
       <w:r>
@@ -2529,7 +3208,6 @@
         <w:rPr>
           <w:noProof/>
         </w:rPr>
-        <w:lastRenderedPageBreak/>
         <w:drawing>
           <wp:inline distT="0" distB="0" distL="0" distR="0" wp14:anchorId="11906BEE" wp14:editId="7B6C5CC3">
             <wp:extent cx="5943600" cy="4477385"/>
@@ -2844,9 +3522,9 @@
       <w:pPr>
         <w:pStyle w:val="Heading3"/>
       </w:pPr>
-      <w:bookmarkStart w:id="11" w:name="_Toc204161724"/>
-      <w:bookmarkStart w:id="12" w:name="_Hlk192584922"/>
-      <w:bookmarkEnd w:id="10"/>
+      <w:bookmarkStart w:id="17" w:name="_Hlk192584922"/>
+      <w:bookmarkStart w:id="18" w:name="_Toc225753452"/>
+      <w:bookmarkEnd w:id="15"/>
       <w:proofErr w:type="spellStart"/>
       <w:proofErr w:type="gramStart"/>
       <w:r>
@@ -2857,7 +3535,7 @@
       <w:r>
         <w:t xml:space="preserve"> Management</w:t>
       </w:r>
-      <w:bookmarkEnd w:id="11"/>
+      <w:bookmarkEnd w:id="18"/>
     </w:p>
     <w:p>
       <w:r>
@@ -2934,7 +3612,7 @@
         <w:t>C25104A</w:t>
       </w:r>
     </w:p>
-    <w:bookmarkEnd w:id="12"/>
+    <w:bookmarkEnd w:id="17"/>
     <w:p>
       <w:pPr>
         <w:pStyle w:val="Heading5"/>
@@ -4409,24 +5087,24 @@
       <w:pPr>
         <w:pStyle w:val="Heading2"/>
       </w:pPr>
-      <w:bookmarkStart w:id="13" w:name="_Toc204161725"/>
+      <w:bookmarkStart w:id="19" w:name="_Toc225753453"/>
       <w:r>
         <w:t>Maintaining the HTML Index File</w:t>
       </w:r>
-      <w:bookmarkEnd w:id="13"/>
+      <w:bookmarkEnd w:id="19"/>
     </w:p>
     <w:p>
       <w:pPr>
         <w:pStyle w:val="Heading3"/>
       </w:pPr>
-      <w:bookmarkStart w:id="14" w:name="_Toc204161726"/>
+      <w:bookmarkStart w:id="20" w:name="_Toc225753454"/>
       <w:r>
         <w:t xml:space="preserve">Example: </w:t>
       </w:r>
       <w:r>
         <w:t>Adding or Updating Project Information</w:t>
       </w:r>
-      <w:bookmarkEnd w:id="14"/>
+      <w:bookmarkEnd w:id="20"/>
     </w:p>
     <w:p>
       <w:pPr>
@@ -4533,14 +5211,14 @@
       <w:pPr>
         <w:pStyle w:val="Heading3"/>
       </w:pPr>
-      <w:bookmarkStart w:id="15" w:name="_Toc204161727"/>
+      <w:bookmarkStart w:id="21" w:name="_Toc225753455"/>
       <w:r>
         <w:t xml:space="preserve">Example: </w:t>
       </w:r>
       <w:r>
         <w:t>Updating the Index File for All Subfolders</w:t>
       </w:r>
-      <w:bookmarkEnd w:id="15"/>
+      <w:bookmarkEnd w:id="21"/>
     </w:p>
     <w:p>
       <w:pPr>
@@ -4631,14 +5309,14 @@
       <w:pPr>
         <w:pStyle w:val="Heading1"/>
       </w:pPr>
-      <w:bookmarkStart w:id="16" w:name="_Toc204161728"/>
+      <w:bookmarkStart w:id="22" w:name="_Toc225753456"/>
       <w:r>
         <w:t xml:space="preserve">System </w:t>
       </w:r>
       <w:r>
         <w:t>Requirements</w:t>
       </w:r>
-      <w:bookmarkEnd w:id="16"/>
+      <w:bookmarkEnd w:id="22"/>
     </w:p>
     <w:p>
       <w:r>
@@ -4649,11 +5327,11 @@
       <w:pPr>
         <w:pStyle w:val="Heading2"/>
       </w:pPr>
-      <w:bookmarkStart w:id="17" w:name="_Toc204161729"/>
+      <w:bookmarkStart w:id="23" w:name="_Toc225753457"/>
       <w:r>
         <w:t>Date Format:</w:t>
       </w:r>
-      <w:bookmarkEnd w:id="17"/>
+      <w:bookmarkEnd w:id="23"/>
       <w:r>
         <w:t xml:space="preserve"> </w:t>
       </w:r>
@@ -4726,7 +5404,7 @@
       <w:pPr>
         <w:pStyle w:val="Heading2"/>
       </w:pPr>
-      <w:bookmarkStart w:id="18" w:name="_Toc204161730"/>
+      <w:bookmarkStart w:id="24" w:name="_Toc225753458"/>
       <w:r>
         <w:t>Custom Property "</w:t>
       </w:r>
@@ -4736,7 +5414,7 @@
       <w:r>
         <w:t>otes":</w:t>
       </w:r>
-      <w:bookmarkEnd w:id="18"/>
+      <w:bookmarkEnd w:id="24"/>
     </w:p>
     <w:p>
       <w:r>
@@ -5026,7 +5704,7 @@
       <w:pPr>
         <w:pStyle w:val="Heading2"/>
       </w:pPr>
-      <w:bookmarkStart w:id="19" w:name="_Toc204161731"/>
+      <w:bookmarkStart w:id="25" w:name="_Toc225753459"/>
       <w:r>
         <w:t xml:space="preserve">Custom Property " </w:t>
       </w:r>
@@ -5038,7 +5716,7 @@
       <w:r>
         <w:t>":</w:t>
       </w:r>
-      <w:bookmarkEnd w:id="19"/>
+      <w:bookmarkEnd w:id="25"/>
     </w:p>
     <w:p>
       <w:r>
@@ -5102,7 +5780,7 @@
           <w:noProof/>
         </w:rPr>
         <w:drawing>
-          <wp:inline distT="0" distB="0" distL="0" distR="0" wp14:anchorId="4DAFEE81" wp14:editId="16D9D703">
+          <wp:inline distT="0" distB="0" distL="0" distR="0" wp14:anchorId="4DAFEE81" wp14:editId="44E8A9ED">
             <wp:extent cx="2293083" cy="1289371"/>
             <wp:effectExtent l="0" t="0" r="0" b="6350"/>
             <wp:docPr id="1071913216" name="Picture 6" descr="image"/>
@@ -5165,7 +5843,7 @@
           <w:noProof/>
         </w:rPr>
         <w:drawing>
-          <wp:inline distT="0" distB="0" distL="0" distR="0" wp14:anchorId="7C78B9DA" wp14:editId="73441B57">
+          <wp:inline distT="0" distB="0" distL="0" distR="0" wp14:anchorId="7C78B9DA" wp14:editId="386CE70D">
             <wp:extent cx="1411794" cy="2751100"/>
             <wp:effectExtent l="0" t="0" r="0" b="0"/>
             <wp:docPr id="258785064" name="Picture 8" descr="A screenshot of a computer&#10;&#10;AI-generated content may be incorrect."/>
@@ -5220,7 +5898,7 @@
           <w:noProof/>
         </w:rPr>
         <w:drawing>
-          <wp:inline distT="0" distB="0" distL="0" distR="0" wp14:anchorId="48009201" wp14:editId="6C682AF0">
+          <wp:inline distT="0" distB="0" distL="0" distR="0" wp14:anchorId="48009201" wp14:editId="1FD48E89">
             <wp:extent cx="2033496" cy="2751197"/>
             <wp:effectExtent l="0" t="0" r="5080" b="0"/>
             <wp:docPr id="1119584108" name="Picture 4" descr="image"/>
@@ -5273,12 +5951,12 @@
       <w:pPr>
         <w:pStyle w:val="Heading1"/>
       </w:pPr>
-      <w:bookmarkStart w:id="20" w:name="_Toc204161732"/>
+      <w:bookmarkStart w:id="26" w:name="_Toc225753460"/>
       <w:r>
         <w:lastRenderedPageBreak/>
         <w:t>Website File Structure</w:t>
       </w:r>
-      <w:bookmarkEnd w:id="20"/>
+      <w:bookmarkEnd w:id="26"/>
     </w:p>
     <w:p>
       <w:proofErr w:type="spellStart"/>
@@ -9596,7 +10274,6 @@
   <w:style w:type="character" w:default="1" w:styleId="DefaultParagraphFont">
     <w:name w:val="Default Paragraph Font"/>
     <w:uiPriority w:val="1"/>
-    <w:semiHidden/>
     <w:unhideWhenUsed/>
   </w:style>
   <w:style w:type="table" w:default="1" w:styleId="TableNormal">
